--- a/PereverzaEA_Practice_3rd-course/Задание_3курс_ПереверзаЕА.docx
+++ b/PereverzaEA_Practice_3rd-course/Задание_3курс_ПереверзаЕА.docx
@@ -1484,22 +1484,34 @@
               </w:rPr>
             </w:pPr>
             <w:r>
-              <w:t>Алгоритм установки (текстовый документ) (опубликовать в электронном портфолио, ссылка</w:t>
-            </w:r>
-            <w:r>
-              <w:t xml:space="preserve"> и </w:t>
+              <w:t>Алгоритм установки (текстовый документ) (опубликовать в</w:t>
+            </w:r>
+            <w:r>
+              <w:t> </w:t>
+            </w:r>
+            <w:r>
+              <w:t>электронном портфолио, ссылка</w:t>
             </w:r>
             <w:r>
               <w:t xml:space="preserve"> </w:t>
             </w:r>
             <w:r>
+              <w:t> </w:t>
+            </w:r>
+            <w:r>
               <w:rPr>
                 <w:color w:val="000000"/>
               </w:rPr>
               <w:t xml:space="preserve">QR-код </w:t>
             </w:r>
             <w:r>
-              <w:t>в отчете).</w:t>
+              <w:t>в</w:t>
+            </w:r>
+            <w:r>
+              <w:t> </w:t>
+            </w:r>
+            <w:r>
+              <w:t>отчете).</w:t>
             </w:r>
           </w:p>
         </w:tc>
@@ -1567,6 +1579,14 @@
                 <w:szCs w:val="20"/>
               </w:rPr>
             </w:pPr>
+            <w:r>
+              <w:rPr>
+                <w:color w:val="000000"/>
+                <w:sz w:val="20"/>
+                <w:szCs w:val="20"/>
+              </w:rPr>
+              <w:t>03.02.2026</w:t>
+            </w:r>
           </w:p>
         </w:tc>
       </w:tr>
@@ -1660,7 +1680,19 @@
                 <w:color w:val="000000"/>
               </w:rPr>
               <w:lastRenderedPageBreak/>
-              <w:t xml:space="preserve">Тестовый документ с описанием задач, топологии сети, </w:t>
+              <w:t>Тестовый документ с</w:t>
+            </w:r>
+            <w:r>
+              <w:rPr>
+                <w:color w:val="000000"/>
+              </w:rPr>
+              <w:t> </w:t>
+            </w:r>
+            <w:r>
+              <w:rPr>
+                <w:color w:val="000000"/>
+              </w:rPr>
+              <w:t xml:space="preserve">описанием задач, топологии сети, </w:t>
             </w:r>
             <w:r>
               <w:rPr>
@@ -1687,7 +1719,31 @@
               <w:rPr>
                 <w:color w:val="000000"/>
               </w:rPr>
-              <w:t>(опубликовать в электронном портфолио, QR-код в отчете)</w:t>
+              <w:t>(опубликовать в</w:t>
+            </w:r>
+            <w:r>
+              <w:rPr>
+                <w:color w:val="000000"/>
+              </w:rPr>
+              <w:t> </w:t>
+            </w:r>
+            <w:r>
+              <w:rPr>
+                <w:color w:val="000000"/>
+              </w:rPr>
+              <w:t>электронном портфолио, QR-код в</w:t>
+            </w:r>
+            <w:r>
+              <w:rPr>
+                <w:color w:val="000000"/>
+              </w:rPr>
+              <w:t> </w:t>
+            </w:r>
+            <w:r>
+              <w:rPr>
+                <w:color w:val="000000"/>
+              </w:rPr>
+              <w:t>отчете)</w:t>
             </w:r>
           </w:p>
           <w:p>
@@ -1784,6 +1840,14 @@
                 <w:szCs w:val="20"/>
               </w:rPr>
             </w:pPr>
+            <w:r>
+              <w:rPr>
+                <w:color w:val="000000"/>
+                <w:sz w:val="20"/>
+                <w:szCs w:val="20"/>
+              </w:rPr>
+              <w:t>06.02.2026</w:t>
+            </w:r>
           </w:p>
         </w:tc>
       </w:tr>
@@ -1882,7 +1946,16 @@
               <w:t xml:space="preserve">Текстовый документ с </w:t>
             </w:r>
             <w:r>
-              <w:t xml:space="preserve"> подборкой расширений и тем оформления с комментариями</w:t>
+              <w:t> </w:t>
+            </w:r>
+            <w:r>
+              <w:t>подборкой расширений и тем оформления с</w:t>
+            </w:r>
+            <w:r>
+              <w:t> </w:t>
+            </w:r>
+            <w:r>
+              <w:t>комментариями</w:t>
             </w:r>
           </w:p>
           <w:p>
@@ -1908,7 +1981,31 @@
               <w:rPr>
                 <w:color w:val="000000"/>
               </w:rPr>
-              <w:t>(опубликовать в электронном портфолио, QR-код в отчете)</w:t>
+              <w:t>(опубликовать в</w:t>
+            </w:r>
+            <w:r>
+              <w:rPr>
+                <w:color w:val="000000"/>
+              </w:rPr>
+              <w:t> </w:t>
+            </w:r>
+            <w:r>
+              <w:rPr>
+                <w:color w:val="000000"/>
+              </w:rPr>
+              <w:t xml:space="preserve">электронном портфолио, QR-код </w:t>
+            </w:r>
+            <w:r>
+              <w:rPr>
+                <w:color w:val="000000"/>
+              </w:rPr>
+              <w:t> в </w:t>
+            </w:r>
+            <w:r>
+              <w:rPr>
+                <w:color w:val="000000"/>
+              </w:rPr>
+              <w:t>отчете)</w:t>
             </w:r>
             <w:r>
               <w:rPr>
@@ -1982,6 +2079,14 @@
                 <w:szCs w:val="20"/>
               </w:rPr>
             </w:pPr>
+            <w:r>
+              <w:rPr>
+                <w:color w:val="000000"/>
+                <w:sz w:val="20"/>
+                <w:szCs w:val="20"/>
+              </w:rPr>
+              <w:t>09.02.2026</w:t>
+            </w:r>
           </w:p>
         </w:tc>
       </w:tr>
@@ -2395,7 +2500,13 @@
               </w:rPr>
             </w:pPr>
             <w:r>
-              <w:t xml:space="preserve">Аннотированный список (в группе) (опубликовать в электронном портфолио, </w:t>
+              <w:t>Аннотированный список (в группе) (опубликовать в</w:t>
+            </w:r>
+            <w:r>
+              <w:t> </w:t>
+            </w:r>
+            <w:r>
+              <w:t xml:space="preserve">электронном портфолио, </w:t>
             </w:r>
             <w:r>
               <w:rPr>
@@ -2404,7 +2515,22 @@
               <w:t xml:space="preserve">QR-код и </w:t>
             </w:r>
             <w:r>
-              <w:t xml:space="preserve"> ссылка в отчете). Список подготавливается в двух вариантах: для отчета по практике в формате </w:t>
+              <w:t> </w:t>
+            </w:r>
+            <w:r>
+              <w:t>ссылка в отчете). Список подготавливается в</w:t>
+            </w:r>
+            <w:r>
+              <w:t> </w:t>
+            </w:r>
+            <w:r>
+              <w:t>двух вариантах: для отчета по практике в</w:t>
+            </w:r>
+            <w:r>
+              <w:t> </w:t>
+            </w:r>
+            <w:r>
+              <w:t xml:space="preserve">формате </w:t>
             </w:r>
             <w:r>
               <w:rPr>
@@ -2425,7 +2551,13 @@
               <w:t>Markdown</w:t>
             </w:r>
             <w:r>
-              <w:t xml:space="preserve"> (оформляется по разделам)</w:t>
+              <w:t xml:space="preserve"> (оформляется по</w:t>
+            </w:r>
+            <w:r>
+              <w:t> </w:t>
+            </w:r>
+            <w:r>
+              <w:t>разделам)</w:t>
             </w:r>
           </w:p>
           <w:p>
@@ -2593,7 +2725,13 @@
               </w:rPr>
             </w:pPr>
             <w:r>
-              <w:t xml:space="preserve">Аннотированный список (в группе) (опубликовать в электронном портфолио, </w:t>
+              <w:t>Аннотированный список (в группе) (опубликовать в</w:t>
+            </w:r>
+            <w:r>
+              <w:t> </w:t>
+            </w:r>
+            <w:r>
+              <w:t xml:space="preserve">электронном портфолио, </w:t>
             </w:r>
             <w:r>
               <w:rPr>
@@ -2602,7 +2740,22 @@
               <w:t xml:space="preserve">QR-код и </w:t>
             </w:r>
             <w:r>
-              <w:t xml:space="preserve"> ссылка в отчете). Список подготавливается в двух вариантах: для отчета по практике в формате </w:t>
+              <w:t> </w:t>
+            </w:r>
+            <w:r>
+              <w:t>ссылка в отчете). Список подготавливается в</w:t>
+            </w:r>
+            <w:r>
+              <w:t> </w:t>
+            </w:r>
+            <w:r>
+              <w:t>двух вариантах: для отчета по практике в</w:t>
+            </w:r>
+            <w:r>
+              <w:t> </w:t>
+            </w:r>
+            <w:r>
+              <w:t xml:space="preserve">формате </w:t>
             </w:r>
             <w:r>
               <w:rPr>
@@ -2623,7 +2776,13 @@
               <w:t>Markdown</w:t>
             </w:r>
             <w:r>
-              <w:t xml:space="preserve"> (оформляется по разделам)</w:t>
+              <w:t xml:space="preserve"> (оформляется по</w:t>
+            </w:r>
+            <w:r>
+              <w:t> </w:t>
+            </w:r>
+            <w:r>
+              <w:t>разделам)</w:t>
             </w:r>
           </w:p>
           <w:p>
@@ -2736,6 +2895,14 @@
                 <w:szCs w:val="20"/>
               </w:rPr>
             </w:pPr>
+            <w:r>
+              <w:rPr>
+                <w:color w:val="000000"/>
+                <w:sz w:val="20"/>
+                <w:szCs w:val="20"/>
+              </w:rPr>
+              <w:t>12.02.2026</w:t>
+            </w:r>
           </w:p>
         </w:tc>
       </w:tr>
@@ -3398,7 +3565,43 @@
                 <w:color w:val="000000"/>
               </w:rPr>
               <w:lastRenderedPageBreak/>
-              <w:t>Текстовый документ с  подборкой расширений и тем оформления с комментариями (опубликовать в электронном портфолио, QR-код в отчете)</w:t>
+              <w:t>Текстовый документ с  подборкой расширений и тем оформления с</w:t>
+            </w:r>
+            <w:r>
+              <w:rPr>
+                <w:color w:val="000000"/>
+              </w:rPr>
+              <w:t> </w:t>
+            </w:r>
+            <w:r>
+              <w:rPr>
+                <w:color w:val="000000"/>
+              </w:rPr>
+              <w:t>комментариями (опубликовать в</w:t>
+            </w:r>
+            <w:r>
+              <w:rPr>
+                <w:color w:val="000000"/>
+              </w:rPr>
+              <w:t> </w:t>
+            </w:r>
+            <w:r>
+              <w:rPr>
+                <w:color w:val="000000"/>
+              </w:rPr>
+              <w:t>электронном портфолио, QR-код в</w:t>
+            </w:r>
+            <w:r>
+              <w:rPr>
+                <w:color w:val="000000"/>
+              </w:rPr>
+              <w:t> </w:t>
+            </w:r>
+            <w:r>
+              <w:rPr>
+                <w:color w:val="000000"/>
+              </w:rPr>
+              <w:t>отчете)</w:t>
             </w:r>
           </w:p>
           <w:p>
@@ -3436,7 +3639,43 @@
               <w:rPr>
                 <w:color w:val="000000"/>
               </w:rPr>
-              <w:t>Текстовый документ с  подборкой расширений и тем оформления с комментариями (опубликовать в электронном портфолио, QR-код в отчете)</w:t>
+              <w:t>Текстовый документ с  подборкой расширений и тем оформления с</w:t>
+            </w:r>
+            <w:r>
+              <w:rPr>
+                <w:color w:val="000000"/>
+              </w:rPr>
+              <w:t> </w:t>
+            </w:r>
+            <w:r>
+              <w:rPr>
+                <w:color w:val="000000"/>
+              </w:rPr>
+              <w:t>комментариями (опубликовать в</w:t>
+            </w:r>
+            <w:r>
+              <w:rPr>
+                <w:color w:val="000000"/>
+              </w:rPr>
+              <w:t> </w:t>
+            </w:r>
+            <w:r>
+              <w:rPr>
+                <w:color w:val="000000"/>
+              </w:rPr>
+              <w:t>электронном портфолио, QR-код в</w:t>
+            </w:r>
+            <w:r>
+              <w:rPr>
+                <w:color w:val="000000"/>
+              </w:rPr>
+              <w:t> </w:t>
+            </w:r>
+            <w:r>
+              <w:rPr>
+                <w:color w:val="000000"/>
+              </w:rPr>
+              <w:t>отчете)</w:t>
             </w:r>
           </w:p>
           <w:p>
@@ -3474,14 +3713,50 @@
               <w:rPr>
                 <w:color w:val="000000"/>
               </w:rPr>
-              <w:t xml:space="preserve">Текстовый документ с  подборкой расширений и тем оформления с </w:t>
+              <w:t xml:space="preserve">Текстовый документ с  подборкой расширений и тем оформления </w:t>
             </w:r>
             <w:r>
               <w:rPr>
                 <w:color w:val="000000"/>
               </w:rPr>
               <w:lastRenderedPageBreak/>
-              <w:t>комментариями (опубликовать в электронном портфолио, QR-код в отчете)</w:t>
+              <w:t>с</w:t>
+            </w:r>
+            <w:r>
+              <w:rPr>
+                <w:color w:val="000000"/>
+              </w:rPr>
+              <w:t> </w:t>
+            </w:r>
+            <w:r>
+              <w:rPr>
+                <w:color w:val="000000"/>
+              </w:rPr>
+              <w:t>комментариями (опубликовать в</w:t>
+            </w:r>
+            <w:r>
+              <w:rPr>
+                <w:color w:val="000000"/>
+              </w:rPr>
+              <w:t> </w:t>
+            </w:r>
+            <w:r>
+              <w:rPr>
+                <w:color w:val="000000"/>
+              </w:rPr>
+              <w:t>электронном портфолио, QR-код в</w:t>
+            </w:r>
+            <w:r>
+              <w:rPr>
+                <w:color w:val="000000"/>
+              </w:rPr>
+              <w:t> </w:t>
+            </w:r>
+            <w:r>
+              <w:rPr>
+                <w:color w:val="000000"/>
+              </w:rPr>
+              <w:t>отчете)</w:t>
             </w:r>
           </w:p>
           <w:p>
@@ -3537,7 +3812,43 @@
               <w:rPr>
                 <w:color w:val="000000"/>
               </w:rPr>
-              <w:t>Текстовый документ с  подборкой расширений и тем оформления с комментариями (опубликовать в электронном портфолио, QR-код в отчете)</w:t>
+              <w:t>Текстовый документ с  подборкой расширений и тем оформления с</w:t>
+            </w:r>
+            <w:r>
+              <w:rPr>
+                <w:color w:val="000000"/>
+              </w:rPr>
+              <w:t> </w:t>
+            </w:r>
+            <w:r>
+              <w:rPr>
+                <w:color w:val="000000"/>
+              </w:rPr>
+              <w:t>комментариями (опубликовать в</w:t>
+            </w:r>
+            <w:r>
+              <w:rPr>
+                <w:color w:val="000000"/>
+              </w:rPr>
+              <w:t> </w:t>
+            </w:r>
+            <w:r>
+              <w:rPr>
+                <w:color w:val="000000"/>
+              </w:rPr>
+              <w:t>электронном портфолио, QR-код в</w:t>
+            </w:r>
+            <w:r>
+              <w:rPr>
+                <w:color w:val="000000"/>
+              </w:rPr>
+              <w:t> </w:t>
+            </w:r>
+            <w:r>
+              <w:rPr>
+                <w:color w:val="000000"/>
+              </w:rPr>
+              <w:t>отчете)</w:t>
             </w:r>
           </w:p>
         </w:tc>
@@ -3608,6 +3919,14 @@
                 <w:szCs w:val="20"/>
               </w:rPr>
             </w:pPr>
+            <w:r>
+              <w:rPr>
+                <w:color w:val="000000"/>
+                <w:sz w:val="20"/>
+                <w:szCs w:val="20"/>
+              </w:rPr>
+              <w:t>22.02.2026</w:t>
+            </w:r>
           </w:p>
         </w:tc>
       </w:tr>
@@ -3695,7 +4014,19 @@
               <w:rPr>
                 <w:color w:val="000000"/>
               </w:rPr>
-              <w:t xml:space="preserve">Веб-портфолио формируется как Git-репозиторий и содержит все загруженные в него результаты выполнения заданий, включая слайды. Пример репозитория: </w:t>
+              <w:t>Веб-портфолио формируется как Git-репозиторий и</w:t>
+            </w:r>
+            <w:r>
+              <w:rPr>
+                <w:color w:val="000000"/>
+              </w:rPr>
+              <w:t> </w:t>
+            </w:r>
+            <w:r>
+              <w:rPr>
+                <w:color w:val="000000"/>
+              </w:rPr>
+              <w:t xml:space="preserve">содержит все загруженные в него результаты выполнения заданий, включая слайды. Пример репозитория: </w:t>
             </w:r>
             <w:hyperlink r:id="rId15">
               <w:r>
@@ -3771,7 +4102,19 @@
               <w:rPr>
                 <w:color w:val="000000"/>
               </w:rPr>
-              <w:t xml:space="preserve"> Отчет (текстовый документ). Отчет должен содержать все выполненные задания и  ссылку на электронное портфолио.</w:t>
+              <w:t xml:space="preserve"> Отчет (текстовый документ). Отчет должен содержать все выполненные задания и  ссылку на</w:t>
+            </w:r>
+            <w:r>
+              <w:rPr>
+                <w:color w:val="000000"/>
+              </w:rPr>
+              <w:t> </w:t>
+            </w:r>
+            <w:r>
+              <w:rPr>
+                <w:color w:val="000000"/>
+              </w:rPr>
+              <w:t>электронное портфолио.</w:t>
             </w:r>
           </w:p>
         </w:tc>
@@ -3839,6 +4182,14 @@
                 <w:szCs w:val="20"/>
               </w:rPr>
             </w:pPr>
+            <w:r>
+              <w:rPr>
+                <w:color w:val="000000"/>
+                <w:sz w:val="20"/>
+                <w:szCs w:val="20"/>
+              </w:rPr>
+              <w:t>03.03.2026</w:t>
+            </w:r>
           </w:p>
         </w:tc>
       </w:tr>
